--- a/docs/build/engineering-background-ar.docx
+++ b/docs/build/engineering-background-ar.docx
@@ -46,7 +46,35 @@
           <w:i/>
           <w:iCs/>
         </w:rPr>
-        <w:t xml:space="preserve">مختبر الأجهزة الكهربائية الصناعية · هندسة الميكاترونيكس.</w:t>
+        <w:t xml:space="preserve">جامعة حلب — كلية الهندسة الكهربائية والإلكترونية، قسم هندسة الميكاترونيكس. مختبر</w:t>
+      </w:r>
+      <w:r>
+        <w:rPr>
+          <w:i/>
+          <w:iCs/>
+        </w:rPr>
+        <w:t xml:space="preserve"> </w:t>
+      </w:r>
+      <w:r>
+        <w:rPr>
+          <w:i/>
+          <w:iCs/>
+        </w:rPr>
+        <w:t xml:space="preserve">الأجهزة الكهربائية الصناعية. إعداد الطالبين: ملهم فتنة، محمد زين قباني. إشراف: م. سعد</w:t>
+      </w:r>
+      <w:r>
+        <w:rPr>
+          <w:i/>
+          <w:iCs/>
+        </w:rPr>
+        <w:t xml:space="preserve"> </w:t>
+      </w:r>
+      <w:r>
+        <w:rPr>
+          <w:i/>
+          <w:iCs/>
+        </w:rPr>
+        <w:t xml:space="preserve">المصطفى (السنة الرابعة).</w:t>
       </w:r>
       <w:r>
         <w:t xml:space="preserve"> </w:t>
